--- a/IZ_var_NOK_NLG_FIM_ECU_GBP_USD_01_03_95/IZ_Mogileva_NOK_NLG_FIM_ECU_GBP_USD_01_03_1995.docx
+++ b/IZ_var_NOK_NLG_FIM_ECU_GBP_USD_01_03_95/IZ_Mogileva_NOK_NLG_FIM_ECU_GBP_USD_01_03_1995.docx
@@ -2969,6 +2969,18 @@
           <w:i w:val="0"/>
         </w:rPr>
         <w:t>δF = F̂₁.₀₃.₉₅ − F̌₁.₀₃.₉₅ = 1,48182 − 1,48168 = +0,00014</w:t>
+      </w:r>
+    </w:p>
+    <w:p>
+      <w:pPr>
+        <w:jc w:val="left"/>
+      </w:pPr>
+      <w:r>
+        <w:rPr>
+          <w:b w:val="0"/>
+          <w:i w:val="0"/>
+        </w:rPr>
+        <w:t>При расчёте без промежуточных округлений (с полной точностью промежуточных значений F̂ = 1,48182135 и F̌ = 1,48168273): δF = +0,0001386.</w:t>
       </w:r>
     </w:p>
     <w:p>
